--- a/Explicacion proyecto final.docx
+++ b/Explicacion proyecto final.docx
@@ -248,61 +248,920 @@
     </w:p>
     <w:p>
       <w:pPr>
+        <w:shd w:val="clear" w:color="auto" w:fill="121314"/>
+        <w:spacing w:after="0" w:line="285" w:lineRule="atLeast"/>
+        <w:rPr>
+          <w:rFonts w:ascii="Consolas" w:eastAsia="Times New Roman" w:hAnsi="Consolas" w:cs="Times New Roman"/>
+          <w:color w:val="BBBEBF"/>
+          <w:sz w:val="21"/>
+          <w:szCs w:val="21"/>
+          <w:lang w:eastAsia="es-ES"/>
+        </w:rPr>
+      </w:pPr>
+      <w:r>
+        <w:rPr>
+          <w:rFonts w:ascii="Consolas" w:eastAsia="Times New Roman" w:hAnsi="Consolas" w:cs="Times New Roman"/>
+          <w:color w:val="8B949E"/>
+          <w:sz w:val="21"/>
+          <w:szCs w:val="21"/>
+          <w:lang w:eastAsia="es-ES"/>
+        </w:rPr>
+        <w:t>#Construir la imagen del servicio</w:t>
+      </w:r>
+    </w:p>
+    <w:p>
+      <w:pPr>
+        <w:shd w:val="clear" w:color="auto" w:fill="121314"/>
+        <w:spacing w:after="0" w:line="285" w:lineRule="atLeast"/>
+        <w:rPr>
+          <w:rFonts w:ascii="Consolas" w:eastAsia="Times New Roman" w:hAnsi="Consolas" w:cs="Times New Roman"/>
+          <w:color w:val="BBBEBF"/>
+          <w:sz w:val="21"/>
+          <w:szCs w:val="21"/>
+          <w:lang w:eastAsia="es-ES"/>
+        </w:rPr>
+      </w:pPr>
+    </w:p>
+    <w:p>
+      <w:pPr>
+        <w:shd w:val="clear" w:color="auto" w:fill="121314"/>
+        <w:spacing w:after="0" w:line="285" w:lineRule="atLeast"/>
+        <w:rPr>
+          <w:rFonts w:ascii="Consolas" w:eastAsia="Times New Roman" w:hAnsi="Consolas" w:cs="Times New Roman"/>
+          <w:color w:val="BBBEBF"/>
+          <w:sz w:val="21"/>
+          <w:szCs w:val="21"/>
+          <w:lang w:eastAsia="es-ES"/>
+        </w:rPr>
+      </w:pPr>
+      <w:r>
+        <w:rPr>
+          <w:rFonts w:ascii="Consolas" w:eastAsia="Times New Roman" w:hAnsi="Consolas" w:cs="Times New Roman"/>
+          <w:color w:val="8B949E"/>
+          <w:sz w:val="21"/>
+          <w:szCs w:val="21"/>
+          <w:lang w:eastAsia="es-ES"/>
+        </w:rPr>
+        <w:t xml:space="preserve">#La imagen base es la imagen, donde corre el </w:t>
+      </w:r>
+      <w:proofErr w:type="spellStart"/>
+      <w:r>
+        <w:rPr>
+          <w:rFonts w:ascii="Consolas" w:eastAsia="Times New Roman" w:hAnsi="Consolas" w:cs="Times New Roman"/>
+          <w:color w:val="8B949E"/>
+          <w:sz w:val="21"/>
+          <w:szCs w:val="21"/>
+          <w:lang w:eastAsia="es-ES"/>
+        </w:rPr>
+        <w:t>codigo</w:t>
+      </w:r>
+      <w:proofErr w:type="spellEnd"/>
+    </w:p>
+    <w:p>
+      <w:pPr>
+        <w:shd w:val="clear" w:color="auto" w:fill="121314"/>
+        <w:spacing w:after="0" w:line="285" w:lineRule="atLeast"/>
+        <w:rPr>
+          <w:rFonts w:ascii="Consolas" w:eastAsia="Times New Roman" w:hAnsi="Consolas" w:cs="Times New Roman"/>
+          <w:color w:val="BBBEBF"/>
+          <w:sz w:val="21"/>
+          <w:szCs w:val="21"/>
+          <w:lang w:eastAsia="es-ES"/>
+        </w:rPr>
+      </w:pPr>
+      <w:r>
+        <w:rPr>
+          <w:rFonts w:ascii="Consolas" w:eastAsia="Times New Roman" w:hAnsi="Consolas" w:cs="Times New Roman"/>
+          <w:color w:val="FF7B72"/>
+          <w:sz w:val="21"/>
+          <w:szCs w:val="21"/>
+          <w:lang w:eastAsia="es-ES"/>
+        </w:rPr>
+        <w:t>FROM</w:t>
+      </w:r>
+      <w:r>
+        <w:rPr>
+          <w:rFonts w:ascii="Consolas" w:eastAsia="Times New Roman" w:hAnsi="Consolas" w:cs="Times New Roman"/>
+          <w:color w:val="BBBEBF"/>
+          <w:sz w:val="21"/>
+          <w:szCs w:val="21"/>
+          <w:lang w:eastAsia="es-ES"/>
+        </w:rPr>
+        <w:t xml:space="preserve"> python:3.12-slim</w:t>
+      </w:r>
+    </w:p>
+    <w:p>
+      <w:pPr>
+        <w:shd w:val="clear" w:color="auto" w:fill="121314"/>
+        <w:spacing w:after="0" w:line="285" w:lineRule="atLeast"/>
+        <w:rPr>
+          <w:rFonts w:ascii="Consolas" w:eastAsia="Times New Roman" w:hAnsi="Consolas" w:cs="Times New Roman"/>
+          <w:color w:val="BBBEBF"/>
+          <w:sz w:val="21"/>
+          <w:szCs w:val="21"/>
+          <w:lang w:eastAsia="es-ES"/>
+        </w:rPr>
+      </w:pPr>
+      <w:r>
+        <w:rPr>
+          <w:rFonts w:ascii="Consolas" w:eastAsia="Times New Roman" w:hAnsi="Consolas" w:cs="Times New Roman"/>
+          <w:color w:val="FF7B72"/>
+          <w:sz w:val="21"/>
+          <w:szCs w:val="21"/>
+          <w:lang w:eastAsia="es-ES"/>
+        </w:rPr>
+        <w:t>WORKDIR</w:t>
+      </w:r>
+      <w:r>
+        <w:rPr>
+          <w:rFonts w:ascii="Consolas" w:eastAsia="Times New Roman" w:hAnsi="Consolas" w:cs="Times New Roman"/>
+          <w:color w:val="BBBEBF"/>
+          <w:sz w:val="21"/>
+          <w:szCs w:val="21"/>
+          <w:lang w:eastAsia="es-ES"/>
+        </w:rPr>
+        <w:t xml:space="preserve"> /servicio</w:t>
+      </w:r>
+    </w:p>
+    <w:p>
+      <w:pPr>
+        <w:shd w:val="clear" w:color="auto" w:fill="121314"/>
+        <w:spacing w:after="0" w:line="285" w:lineRule="atLeast"/>
+        <w:rPr>
+          <w:rFonts w:ascii="Consolas" w:eastAsia="Times New Roman" w:hAnsi="Consolas" w:cs="Times New Roman"/>
+          <w:color w:val="BBBEBF"/>
+          <w:sz w:val="21"/>
+          <w:szCs w:val="21"/>
+          <w:lang w:eastAsia="es-ES"/>
+        </w:rPr>
+      </w:pPr>
+    </w:p>
+    <w:p>
+      <w:pPr>
+        <w:shd w:val="clear" w:color="auto" w:fill="121314"/>
+        <w:spacing w:after="0" w:line="285" w:lineRule="atLeast"/>
+        <w:rPr>
+          <w:rFonts w:ascii="Consolas" w:eastAsia="Times New Roman" w:hAnsi="Consolas" w:cs="Times New Roman"/>
+          <w:color w:val="BBBEBF"/>
+          <w:sz w:val="21"/>
+          <w:szCs w:val="21"/>
+          <w:lang w:eastAsia="es-ES"/>
+        </w:rPr>
+      </w:pPr>
+      <w:r>
+        <w:rPr>
+          <w:rFonts w:ascii="Consolas" w:eastAsia="Times New Roman" w:hAnsi="Consolas" w:cs="Times New Roman"/>
+          <w:color w:val="8B949E"/>
+          <w:sz w:val="21"/>
+          <w:szCs w:val="21"/>
+          <w:lang w:eastAsia="es-ES"/>
+        </w:rPr>
+        <w:t>#que los mensajes de log se muestren en la consola</w:t>
+      </w:r>
+    </w:p>
+    <w:p>
+      <w:pPr>
+        <w:shd w:val="clear" w:color="auto" w:fill="121314"/>
+        <w:spacing w:after="0" w:line="285" w:lineRule="atLeast"/>
+        <w:rPr>
+          <w:rFonts w:ascii="Consolas" w:eastAsia="Times New Roman" w:hAnsi="Consolas" w:cs="Times New Roman"/>
+          <w:color w:val="BBBEBF"/>
+          <w:sz w:val="21"/>
+          <w:szCs w:val="21"/>
+          <w:lang w:eastAsia="es-ES"/>
+        </w:rPr>
+      </w:pPr>
+    </w:p>
+    <w:p>
+      <w:pPr>
+        <w:shd w:val="clear" w:color="auto" w:fill="121314"/>
+        <w:spacing w:after="0" w:line="285" w:lineRule="atLeast"/>
+        <w:rPr>
+          <w:rFonts w:ascii="Consolas" w:eastAsia="Times New Roman" w:hAnsi="Consolas" w:cs="Times New Roman"/>
+          <w:color w:val="BBBEBF"/>
+          <w:sz w:val="21"/>
+          <w:szCs w:val="21"/>
+          <w:lang w:val="en-US" w:eastAsia="es-ES"/>
+        </w:rPr>
+      </w:pPr>
+      <w:r>
+        <w:rPr>
+          <w:rFonts w:ascii="Consolas" w:eastAsia="Times New Roman" w:hAnsi="Consolas" w:cs="Times New Roman"/>
+          <w:color w:val="FF7B72"/>
+          <w:sz w:val="21"/>
+          <w:szCs w:val="21"/>
+          <w:lang w:val="en-US" w:eastAsia="es-ES"/>
+        </w:rPr>
+        <w:t>ENV</w:t>
+      </w:r>
+      <w:r>
+        <w:rPr>
+          <w:rFonts w:ascii="Consolas" w:eastAsia="Times New Roman" w:hAnsi="Consolas" w:cs="Times New Roman"/>
+          <w:color w:val="BBBEBF"/>
+          <w:sz w:val="21"/>
+          <w:szCs w:val="21"/>
+          <w:lang w:val="en-US" w:eastAsia="es-ES"/>
+        </w:rPr>
+        <w:t xml:space="preserve"> PYTHONUNBUFFERED=1 \</w:t>
+      </w:r>
+    </w:p>
+    <w:p>
+      <w:pPr>
+        <w:shd w:val="clear" w:color="auto" w:fill="121314"/>
+        <w:spacing w:after="0" w:line="285" w:lineRule="atLeast"/>
+        <w:rPr>
+          <w:rFonts w:ascii="Consolas" w:eastAsia="Times New Roman" w:hAnsi="Consolas" w:cs="Times New Roman"/>
+          <w:color w:val="BBBEBF"/>
+          <w:sz w:val="21"/>
+          <w:szCs w:val="21"/>
+          <w:lang w:val="en-US" w:eastAsia="es-ES"/>
+        </w:rPr>
+      </w:pPr>
+      <w:r>
+        <w:rPr>
+          <w:rFonts w:ascii="Consolas" w:eastAsia="Times New Roman" w:hAnsi="Consolas" w:cs="Times New Roman"/>
+          <w:color w:val="BBBEBF"/>
+          <w:sz w:val="21"/>
+          <w:szCs w:val="21"/>
+          <w:lang w:val="en-US" w:eastAsia="es-ES"/>
+        </w:rPr>
+        <w:t>    PYTHONDONTWRITEBYTECODE=1</w:t>
+      </w:r>
+    </w:p>
+    <w:p>
+      <w:pPr>
+        <w:shd w:val="clear" w:color="auto" w:fill="121314"/>
+        <w:spacing w:after="0" w:line="285" w:lineRule="atLeast"/>
+        <w:rPr>
+          <w:rFonts w:ascii="Consolas" w:eastAsia="Times New Roman" w:hAnsi="Consolas" w:cs="Times New Roman"/>
+          <w:color w:val="BBBEBF"/>
+          <w:sz w:val="21"/>
+          <w:szCs w:val="21"/>
+          <w:lang w:val="en-US" w:eastAsia="es-ES"/>
+        </w:rPr>
+      </w:pPr>
+    </w:p>
+    <w:p>
+      <w:pPr>
+        <w:shd w:val="clear" w:color="auto" w:fill="121314"/>
+        <w:spacing w:after="0" w:line="285" w:lineRule="atLeast"/>
+        <w:rPr>
+          <w:rFonts w:ascii="Consolas" w:eastAsia="Times New Roman" w:hAnsi="Consolas" w:cs="Times New Roman"/>
+          <w:color w:val="BBBEBF"/>
+          <w:sz w:val="21"/>
+          <w:szCs w:val="21"/>
+          <w:lang w:val="en-US" w:eastAsia="es-ES"/>
+        </w:rPr>
+      </w:pPr>
+      <w:r>
+        <w:rPr>
+          <w:rFonts w:ascii="Consolas" w:eastAsia="Times New Roman" w:hAnsi="Consolas" w:cs="Times New Roman"/>
+          <w:color w:val="FF7B72"/>
+          <w:sz w:val="21"/>
+          <w:szCs w:val="21"/>
+          <w:lang w:val="en-US" w:eastAsia="es-ES"/>
+        </w:rPr>
+        <w:t>RUN</w:t>
+      </w:r>
+      <w:r>
+        <w:rPr>
+          <w:rFonts w:ascii="Consolas" w:eastAsia="Times New Roman" w:hAnsi="Consolas" w:cs="Times New Roman"/>
+          <w:color w:val="BBBEBF"/>
+          <w:sz w:val="21"/>
+          <w:szCs w:val="21"/>
+          <w:lang w:val="en-US" w:eastAsia="es-ES"/>
+        </w:rPr>
+        <w:t xml:space="preserve"> apt-get update &amp;&amp; apt-get install -y --no-install-recommends \</w:t>
+      </w:r>
+    </w:p>
+    <w:p>
+      <w:pPr>
+        <w:shd w:val="clear" w:color="auto" w:fill="121314"/>
+        <w:spacing w:after="0" w:line="285" w:lineRule="atLeast"/>
+        <w:rPr>
+          <w:rFonts w:ascii="Consolas" w:eastAsia="Times New Roman" w:hAnsi="Consolas" w:cs="Times New Roman"/>
+          <w:color w:val="BBBEBF"/>
+          <w:sz w:val="21"/>
+          <w:szCs w:val="21"/>
+          <w:lang w:val="en-US" w:eastAsia="es-ES"/>
+        </w:rPr>
+      </w:pPr>
+      <w:r>
+        <w:rPr>
+          <w:rFonts w:ascii="Consolas" w:eastAsia="Times New Roman" w:hAnsi="Consolas" w:cs="Times New Roman"/>
+          <w:color w:val="BBBEBF"/>
+          <w:sz w:val="21"/>
+          <w:szCs w:val="21"/>
+          <w:lang w:val="en-US" w:eastAsia="es-ES"/>
+        </w:rPr>
+        <w:t>    libgomp1 \</w:t>
+      </w:r>
+    </w:p>
+    <w:p>
+      <w:pPr>
+        <w:shd w:val="clear" w:color="auto" w:fill="121314"/>
+        <w:spacing w:after="0" w:line="285" w:lineRule="atLeast"/>
+        <w:rPr>
+          <w:rFonts w:ascii="Consolas" w:eastAsia="Times New Roman" w:hAnsi="Consolas" w:cs="Times New Roman"/>
+          <w:color w:val="BBBEBF"/>
+          <w:sz w:val="21"/>
+          <w:szCs w:val="21"/>
+          <w:lang w:val="en-US" w:eastAsia="es-ES"/>
+        </w:rPr>
+      </w:pPr>
+      <w:r>
+        <w:rPr>
+          <w:rFonts w:ascii="Consolas" w:eastAsia="Times New Roman" w:hAnsi="Consolas" w:cs="Times New Roman"/>
+          <w:color w:val="BBBEBF"/>
+          <w:sz w:val="21"/>
+          <w:szCs w:val="21"/>
+          <w:lang w:val="en-US" w:eastAsia="es-ES"/>
+        </w:rPr>
+        <w:t>    &amp;&amp; rm -rf /var/lib/apt/lists/*</w:t>
+      </w:r>
+    </w:p>
+    <w:p>
+      <w:pPr>
+        <w:shd w:val="clear" w:color="auto" w:fill="121314"/>
+        <w:spacing w:after="0" w:line="285" w:lineRule="atLeast"/>
+        <w:rPr>
+          <w:rFonts w:ascii="Consolas" w:eastAsia="Times New Roman" w:hAnsi="Consolas" w:cs="Times New Roman"/>
+          <w:color w:val="BBBEBF"/>
+          <w:sz w:val="21"/>
+          <w:szCs w:val="21"/>
+          <w:lang w:val="en-US" w:eastAsia="es-ES"/>
+        </w:rPr>
+      </w:pPr>
+    </w:p>
+    <w:p>
+      <w:pPr>
+        <w:shd w:val="clear" w:color="auto" w:fill="121314"/>
+        <w:spacing w:after="0" w:line="285" w:lineRule="atLeast"/>
+        <w:rPr>
+          <w:rFonts w:ascii="Consolas" w:eastAsia="Times New Roman" w:hAnsi="Consolas" w:cs="Times New Roman"/>
+          <w:color w:val="BBBEBF"/>
+          <w:sz w:val="21"/>
+          <w:szCs w:val="21"/>
+          <w:lang w:eastAsia="es-ES"/>
+        </w:rPr>
+      </w:pPr>
+      <w:r>
+        <w:rPr>
+          <w:rFonts w:ascii="Consolas" w:eastAsia="Times New Roman" w:hAnsi="Consolas" w:cs="Times New Roman"/>
+          <w:color w:val="8B949E"/>
+          <w:sz w:val="21"/>
+          <w:szCs w:val="21"/>
+          <w:lang w:eastAsia="es-ES"/>
+        </w:rPr>
+        <w:t>#Copiar los archivos de requerimientos al contenedor</w:t>
+      </w:r>
+    </w:p>
+    <w:p>
+      <w:pPr>
+        <w:shd w:val="clear" w:color="auto" w:fill="121314"/>
+        <w:spacing w:after="0" w:line="285" w:lineRule="atLeast"/>
+        <w:rPr>
+          <w:rFonts w:ascii="Consolas" w:eastAsia="Times New Roman" w:hAnsi="Consolas" w:cs="Times New Roman"/>
+          <w:color w:val="BBBEBF"/>
+          <w:sz w:val="21"/>
+          <w:szCs w:val="21"/>
+          <w:lang w:eastAsia="es-ES"/>
+        </w:rPr>
+      </w:pPr>
+      <w:r>
+        <w:rPr>
+          <w:rFonts w:ascii="Consolas" w:eastAsia="Times New Roman" w:hAnsi="Consolas" w:cs="Times New Roman"/>
+          <w:color w:val="FF7B72"/>
+          <w:sz w:val="21"/>
+          <w:szCs w:val="21"/>
+          <w:lang w:eastAsia="es-ES"/>
+        </w:rPr>
+        <w:t>COPY</w:t>
+      </w:r>
+      <w:r>
+        <w:rPr>
+          <w:rFonts w:ascii="Consolas" w:eastAsia="Times New Roman" w:hAnsi="Consolas" w:cs="Times New Roman"/>
+          <w:color w:val="BBBEBF"/>
+          <w:sz w:val="21"/>
+          <w:szCs w:val="21"/>
+          <w:lang w:eastAsia="es-ES"/>
+        </w:rPr>
+        <w:t xml:space="preserve"> requirements.txt .</w:t>
+      </w:r>
+    </w:p>
+    <w:p>
+      <w:pPr>
+        <w:shd w:val="clear" w:color="auto" w:fill="121314"/>
+        <w:spacing w:after="0" w:line="285" w:lineRule="atLeast"/>
+        <w:rPr>
+          <w:rFonts w:ascii="Consolas" w:eastAsia="Times New Roman" w:hAnsi="Consolas" w:cs="Times New Roman"/>
+          <w:color w:val="BBBEBF"/>
+          <w:sz w:val="21"/>
+          <w:szCs w:val="21"/>
+          <w:lang w:eastAsia="es-ES"/>
+        </w:rPr>
+      </w:pPr>
+    </w:p>
+    <w:p>
+      <w:pPr>
+        <w:shd w:val="clear" w:color="auto" w:fill="121314"/>
+        <w:spacing w:after="0" w:line="285" w:lineRule="atLeast"/>
+        <w:rPr>
+          <w:rFonts w:ascii="Consolas" w:eastAsia="Times New Roman" w:hAnsi="Consolas" w:cs="Times New Roman"/>
+          <w:color w:val="BBBEBF"/>
+          <w:sz w:val="21"/>
+          <w:szCs w:val="21"/>
+          <w:lang w:eastAsia="es-ES"/>
+        </w:rPr>
+      </w:pPr>
+      <w:r>
+        <w:rPr>
+          <w:rFonts w:ascii="Consolas" w:eastAsia="Times New Roman" w:hAnsi="Consolas" w:cs="Times New Roman"/>
+          <w:color w:val="8B949E"/>
+          <w:sz w:val="21"/>
+          <w:szCs w:val="21"/>
+          <w:lang w:eastAsia="es-ES"/>
+        </w:rPr>
+        <w:t>#Instalar las dependencias</w:t>
+      </w:r>
+    </w:p>
+    <w:p>
+      <w:pPr>
+        <w:shd w:val="clear" w:color="auto" w:fill="121314"/>
+        <w:spacing w:after="0" w:line="285" w:lineRule="atLeast"/>
+        <w:rPr>
+          <w:rFonts w:ascii="Consolas" w:eastAsia="Times New Roman" w:hAnsi="Consolas" w:cs="Times New Roman"/>
+          <w:color w:val="BBBEBF"/>
+          <w:sz w:val="21"/>
+          <w:szCs w:val="21"/>
+          <w:lang w:val="en-US" w:eastAsia="es-ES"/>
+        </w:rPr>
+      </w:pPr>
+      <w:r>
+        <w:rPr>
+          <w:rFonts w:ascii="Consolas" w:eastAsia="Times New Roman" w:hAnsi="Consolas" w:cs="Times New Roman"/>
+          <w:color w:val="FF7B72"/>
+          <w:sz w:val="21"/>
+          <w:szCs w:val="21"/>
+          <w:lang w:val="en-US" w:eastAsia="es-ES"/>
+        </w:rPr>
+        <w:t>RUN</w:t>
+      </w:r>
+      <w:r>
+        <w:rPr>
+          <w:rFonts w:ascii="Consolas" w:eastAsia="Times New Roman" w:hAnsi="Consolas" w:cs="Times New Roman"/>
+          <w:color w:val="BBBEBF"/>
+          <w:sz w:val="21"/>
+          <w:szCs w:val="21"/>
+          <w:lang w:val="en-US" w:eastAsia="es-ES"/>
+        </w:rPr>
+        <w:t xml:space="preserve"> pip install --no-cache-dir -r requirements.txt</w:t>
+      </w:r>
+    </w:p>
+    <w:p>
+      <w:pPr>
+        <w:shd w:val="clear" w:color="auto" w:fill="121314"/>
+        <w:spacing w:after="0" w:line="285" w:lineRule="atLeast"/>
+        <w:rPr>
+          <w:rFonts w:ascii="Consolas" w:eastAsia="Times New Roman" w:hAnsi="Consolas" w:cs="Times New Roman"/>
+          <w:color w:val="BBBEBF"/>
+          <w:sz w:val="21"/>
+          <w:szCs w:val="21"/>
+          <w:lang w:eastAsia="es-ES"/>
+        </w:rPr>
+      </w:pPr>
+      <w:r>
+        <w:rPr>
+          <w:rFonts w:ascii="Consolas" w:eastAsia="Times New Roman" w:hAnsi="Consolas" w:cs="Times New Roman"/>
+          <w:color w:val="8B949E"/>
+          <w:sz w:val="21"/>
+          <w:szCs w:val="21"/>
+          <w:lang w:eastAsia="es-ES"/>
+        </w:rPr>
+        <w:t>#COPIAMOS todos los archivos</w:t>
+      </w:r>
+    </w:p>
+    <w:p>
+      <w:pPr>
+        <w:shd w:val="clear" w:color="auto" w:fill="121314"/>
+        <w:spacing w:after="0" w:line="285" w:lineRule="atLeast"/>
+        <w:rPr>
+          <w:rFonts w:ascii="Consolas" w:eastAsia="Times New Roman" w:hAnsi="Consolas" w:cs="Times New Roman"/>
+          <w:color w:val="BBBEBF"/>
+          <w:sz w:val="21"/>
+          <w:szCs w:val="21"/>
+          <w:lang w:eastAsia="es-ES"/>
+        </w:rPr>
+      </w:pPr>
+      <w:r>
+        <w:rPr>
+          <w:rFonts w:ascii="Consolas" w:eastAsia="Times New Roman" w:hAnsi="Consolas" w:cs="Times New Roman"/>
+          <w:color w:val="FF7B72"/>
+          <w:sz w:val="21"/>
+          <w:szCs w:val="21"/>
+          <w:lang w:eastAsia="es-ES"/>
+        </w:rPr>
+        <w:t>COPY</w:t>
+      </w:r>
+      <w:r>
+        <w:rPr>
+          <w:rFonts w:ascii="Consolas" w:eastAsia="Times New Roman" w:hAnsi="Consolas" w:cs="Times New Roman"/>
+          <w:color w:val="BBBEBF"/>
+          <w:sz w:val="21"/>
+          <w:szCs w:val="21"/>
+          <w:lang w:eastAsia="es-ES"/>
+        </w:rPr>
+        <w:t xml:space="preserve"> . .</w:t>
+      </w:r>
+    </w:p>
+    <w:p>
+      <w:pPr>
+        <w:shd w:val="clear" w:color="auto" w:fill="121314"/>
+        <w:spacing w:after="0" w:line="285" w:lineRule="atLeast"/>
+        <w:rPr>
+          <w:rFonts w:ascii="Consolas" w:eastAsia="Times New Roman" w:hAnsi="Consolas" w:cs="Times New Roman"/>
+          <w:color w:val="BBBEBF"/>
+          <w:sz w:val="21"/>
+          <w:szCs w:val="21"/>
+          <w:lang w:eastAsia="es-ES"/>
+        </w:rPr>
+      </w:pPr>
+    </w:p>
+    <w:p>
+      <w:pPr>
+        <w:shd w:val="clear" w:color="auto" w:fill="121314"/>
+        <w:spacing w:after="0" w:line="285" w:lineRule="atLeast"/>
+        <w:rPr>
+          <w:rFonts w:ascii="Consolas" w:eastAsia="Times New Roman" w:hAnsi="Consolas" w:cs="Times New Roman"/>
+          <w:color w:val="BBBEBF"/>
+          <w:sz w:val="21"/>
+          <w:szCs w:val="21"/>
+          <w:lang w:eastAsia="es-ES"/>
+        </w:rPr>
+      </w:pPr>
+      <w:r>
+        <w:rPr>
+          <w:rFonts w:ascii="Consolas" w:eastAsia="Times New Roman" w:hAnsi="Consolas" w:cs="Times New Roman"/>
+          <w:color w:val="8B949E"/>
+          <w:sz w:val="21"/>
+          <w:szCs w:val="21"/>
+          <w:lang w:eastAsia="es-ES"/>
+        </w:rPr>
+        <w:t>#documentacion de puerto</w:t>
+      </w:r>
+    </w:p>
+    <w:p>
+      <w:pPr>
+        <w:shd w:val="clear" w:color="auto" w:fill="121314"/>
+        <w:spacing w:after="0" w:line="285" w:lineRule="atLeast"/>
+        <w:rPr>
+          <w:rFonts w:ascii="Consolas" w:eastAsia="Times New Roman" w:hAnsi="Consolas" w:cs="Times New Roman"/>
+          <w:color w:val="BBBEBF"/>
+          <w:sz w:val="21"/>
+          <w:szCs w:val="21"/>
+          <w:lang w:eastAsia="es-ES"/>
+        </w:rPr>
+      </w:pPr>
+      <w:r>
+        <w:rPr>
+          <w:rFonts w:ascii="Consolas" w:eastAsia="Times New Roman" w:hAnsi="Consolas" w:cs="Times New Roman"/>
+          <w:color w:val="FF7B72"/>
+          <w:sz w:val="21"/>
+          <w:szCs w:val="21"/>
+          <w:lang w:eastAsia="es-ES"/>
+        </w:rPr>
+        <w:t>EXPOSE</w:t>
+      </w:r>
+      <w:r>
+        <w:rPr>
+          <w:rFonts w:ascii="Consolas" w:eastAsia="Times New Roman" w:hAnsi="Consolas" w:cs="Times New Roman"/>
+          <w:color w:val="BBBEBF"/>
+          <w:sz w:val="21"/>
+          <w:szCs w:val="21"/>
+          <w:lang w:eastAsia="es-ES"/>
+        </w:rPr>
+        <w:t xml:space="preserve"> 8080</w:t>
+      </w:r>
+    </w:p>
+    <w:p>
+      <w:pPr>
+        <w:shd w:val="clear" w:color="auto" w:fill="121314"/>
+        <w:spacing w:after="0" w:line="285" w:lineRule="atLeast"/>
+        <w:rPr>
+          <w:rFonts w:ascii="Consolas" w:eastAsia="Times New Roman" w:hAnsi="Consolas" w:cs="Times New Roman"/>
+          <w:color w:val="BBBEBF"/>
+          <w:sz w:val="21"/>
+          <w:szCs w:val="21"/>
+          <w:lang w:eastAsia="es-ES"/>
+        </w:rPr>
+      </w:pPr>
+    </w:p>
+    <w:p>
+      <w:pPr>
+        <w:shd w:val="clear" w:color="auto" w:fill="121314"/>
+        <w:spacing w:after="0" w:line="285" w:lineRule="atLeast"/>
+        <w:rPr>
+          <w:rFonts w:ascii="Consolas" w:eastAsia="Times New Roman" w:hAnsi="Consolas" w:cs="Times New Roman"/>
+          <w:color w:val="BBBEBF"/>
+          <w:sz w:val="21"/>
+          <w:szCs w:val="21"/>
+          <w:lang w:val="en-US" w:eastAsia="es-ES"/>
+        </w:rPr>
+      </w:pPr>
+      <w:r>
+        <w:rPr>
+          <w:rFonts w:ascii="Consolas" w:eastAsia="Times New Roman" w:hAnsi="Consolas" w:cs="Times New Roman"/>
+          <w:color w:val="8B949E"/>
+          <w:sz w:val="21"/>
+          <w:szCs w:val="21"/>
+          <w:lang w:val="en-US" w:eastAsia="es-ES"/>
+        </w:rPr>
+        <w:t xml:space="preserve">#correr </w:t>
+      </w:r>
+      <w:proofErr w:type="spellStart"/>
+      <w:r>
+        <w:rPr>
+          <w:rFonts w:ascii="Consolas" w:eastAsia="Times New Roman" w:hAnsi="Consolas" w:cs="Times New Roman"/>
+          <w:color w:val="8B949E"/>
+          <w:sz w:val="21"/>
+          <w:szCs w:val="21"/>
+          <w:lang w:val="en-US" w:eastAsia="es-ES"/>
+        </w:rPr>
+        <w:t>el</w:t>
+      </w:r>
+      <w:proofErr w:type="spellEnd"/>
+      <w:r>
+        <w:rPr>
+          <w:rFonts w:ascii="Consolas" w:eastAsia="Times New Roman" w:hAnsi="Consolas" w:cs="Times New Roman"/>
+          <w:color w:val="8B949E"/>
+          <w:sz w:val="21"/>
+          <w:szCs w:val="21"/>
+          <w:lang w:val="en-US" w:eastAsia="es-ES"/>
+        </w:rPr>
+        <w:t xml:space="preserve"> </w:t>
+      </w:r>
+      <w:proofErr w:type="spellStart"/>
+      <w:r>
+        <w:rPr>
+          <w:rFonts w:ascii="Consolas" w:eastAsia="Times New Roman" w:hAnsi="Consolas" w:cs="Times New Roman"/>
+          <w:color w:val="8B949E"/>
+          <w:sz w:val="21"/>
+          <w:szCs w:val="21"/>
+          <w:lang w:val="en-US" w:eastAsia="es-ES"/>
+        </w:rPr>
+        <w:t>despliegue</w:t>
+      </w:r>
+      <w:proofErr w:type="spellEnd"/>
+    </w:p>
+    <w:p>
+      <w:pPr>
+        <w:shd w:val="clear" w:color="auto" w:fill="121314"/>
+        <w:spacing w:after="0" w:line="285" w:lineRule="atLeast"/>
+        <w:rPr>
+          <w:rFonts w:ascii="Consolas" w:eastAsia="Times New Roman" w:hAnsi="Consolas" w:cs="Times New Roman"/>
+          <w:color w:val="BBBEBF"/>
+          <w:sz w:val="21"/>
+          <w:szCs w:val="21"/>
+          <w:lang w:val="en-US" w:eastAsia="es-ES"/>
+        </w:rPr>
+      </w:pPr>
+      <w:r>
+        <w:rPr>
+          <w:rFonts w:ascii="Consolas" w:eastAsia="Times New Roman" w:hAnsi="Consolas" w:cs="Times New Roman"/>
+          <w:color w:val="FF7B72"/>
+          <w:sz w:val="21"/>
+          <w:szCs w:val="21"/>
+          <w:lang w:val="en-US" w:eastAsia="es-ES"/>
+        </w:rPr>
+        <w:t>CMD</w:t>
+      </w:r>
+      <w:r>
+        <w:rPr>
+          <w:rFonts w:ascii="Consolas" w:eastAsia="Times New Roman" w:hAnsi="Consolas" w:cs="Times New Roman"/>
+          <w:color w:val="BBBEBF"/>
+          <w:sz w:val="21"/>
+          <w:szCs w:val="21"/>
+          <w:lang w:val="en-US" w:eastAsia="es-ES"/>
+        </w:rPr>
+        <w:t xml:space="preserve"> [</w:t>
+      </w:r>
+      <w:r>
+        <w:rPr>
+          <w:rFonts w:ascii="Consolas" w:eastAsia="Times New Roman" w:hAnsi="Consolas" w:cs="Times New Roman"/>
+          <w:color w:val="A5D6FF"/>
+          <w:sz w:val="21"/>
+          <w:szCs w:val="21"/>
+          <w:lang w:val="en-US" w:eastAsia="es-ES"/>
+        </w:rPr>
+        <w:t>"</w:t>
+      </w:r>
+      <w:proofErr w:type="spellStart"/>
+      <w:r>
+        <w:rPr>
+          <w:rFonts w:ascii="Consolas" w:eastAsia="Times New Roman" w:hAnsi="Consolas" w:cs="Times New Roman"/>
+          <w:color w:val="A5D6FF"/>
+          <w:sz w:val="21"/>
+          <w:szCs w:val="21"/>
+          <w:lang w:val="en-US" w:eastAsia="es-ES"/>
+        </w:rPr>
+        <w:t>sh</w:t>
+      </w:r>
+      <w:proofErr w:type="spellEnd"/>
+      <w:r>
+        <w:rPr>
+          <w:rFonts w:ascii="Consolas" w:eastAsia="Times New Roman" w:hAnsi="Consolas" w:cs="Times New Roman"/>
+          <w:color w:val="A5D6FF"/>
+          <w:sz w:val="21"/>
+          <w:szCs w:val="21"/>
+          <w:lang w:val="en-US" w:eastAsia="es-ES"/>
+        </w:rPr>
+        <w:t>"</w:t>
+      </w:r>
+      <w:r>
+        <w:rPr>
+          <w:rFonts w:ascii="Consolas" w:eastAsia="Times New Roman" w:hAnsi="Consolas" w:cs="Times New Roman"/>
+          <w:color w:val="BBBEBF"/>
+          <w:sz w:val="21"/>
+          <w:szCs w:val="21"/>
+          <w:lang w:val="en-US" w:eastAsia="es-ES"/>
+        </w:rPr>
+        <w:t xml:space="preserve">, </w:t>
+      </w:r>
+      <w:r>
+        <w:rPr>
+          <w:rFonts w:ascii="Consolas" w:eastAsia="Times New Roman" w:hAnsi="Consolas" w:cs="Times New Roman"/>
+          <w:color w:val="A5D6FF"/>
+          <w:sz w:val="21"/>
+          <w:szCs w:val="21"/>
+          <w:lang w:val="en-US" w:eastAsia="es-ES"/>
+        </w:rPr>
+        <w:t>"-c"</w:t>
+      </w:r>
+      <w:r>
+        <w:rPr>
+          <w:rFonts w:ascii="Consolas" w:eastAsia="Times New Roman" w:hAnsi="Consolas" w:cs="Times New Roman"/>
+          <w:color w:val="BBBEBF"/>
+          <w:sz w:val="21"/>
+          <w:szCs w:val="21"/>
+          <w:lang w:val="en-US" w:eastAsia="es-ES"/>
+        </w:rPr>
+        <w:t xml:space="preserve">, </w:t>
+      </w:r>
+      <w:r>
+        <w:rPr>
+          <w:rFonts w:ascii="Consolas" w:eastAsia="Times New Roman" w:hAnsi="Consolas" w:cs="Times New Roman"/>
+          <w:color w:val="A5D6FF"/>
+          <w:sz w:val="21"/>
+          <w:szCs w:val="21"/>
+          <w:lang w:val="en-US" w:eastAsia="es-ES"/>
+        </w:rPr>
+        <w:t>"</w:t>
+      </w:r>
+      <w:proofErr w:type="spellStart"/>
+      <w:r>
+        <w:rPr>
+          <w:rFonts w:ascii="Consolas" w:eastAsia="Times New Roman" w:hAnsi="Consolas" w:cs="Times New Roman"/>
+          <w:color w:val="A5D6FF"/>
+          <w:sz w:val="21"/>
+          <w:szCs w:val="21"/>
+          <w:lang w:val="en-US" w:eastAsia="es-ES"/>
+        </w:rPr>
+        <w:t>uvicorn</w:t>
+      </w:r>
+      <w:proofErr w:type="spellEnd"/>
+      <w:r>
+        <w:rPr>
+          <w:rFonts w:ascii="Consolas" w:eastAsia="Times New Roman" w:hAnsi="Consolas" w:cs="Times New Roman"/>
+          <w:color w:val="A5D6FF"/>
+          <w:sz w:val="21"/>
+          <w:szCs w:val="21"/>
+          <w:lang w:val="en-US" w:eastAsia="es-ES"/>
+        </w:rPr>
+        <w:t xml:space="preserve"> </w:t>
+      </w:r>
+      <w:proofErr w:type="spellStart"/>
+      <w:r>
+        <w:rPr>
+          <w:rFonts w:ascii="Consolas" w:eastAsia="Times New Roman" w:hAnsi="Consolas" w:cs="Times New Roman"/>
+          <w:color w:val="A5D6FF"/>
+          <w:sz w:val="21"/>
+          <w:szCs w:val="21"/>
+          <w:lang w:val="en-US" w:eastAsia="es-ES"/>
+        </w:rPr>
+        <w:t>main:app</w:t>
+      </w:r>
+      <w:proofErr w:type="spellEnd"/>
+      <w:r>
+        <w:rPr>
+          <w:rFonts w:ascii="Consolas" w:eastAsia="Times New Roman" w:hAnsi="Consolas" w:cs="Times New Roman"/>
+          <w:color w:val="A5D6FF"/>
+          <w:sz w:val="21"/>
+          <w:szCs w:val="21"/>
+          <w:lang w:val="en-US" w:eastAsia="es-ES"/>
+        </w:rPr>
+        <w:t xml:space="preserve"> --host 0.0.0.0 --port ${PORT}"</w:t>
+      </w:r>
+      <w:r>
+        <w:rPr>
+          <w:rFonts w:ascii="Consolas" w:eastAsia="Times New Roman" w:hAnsi="Consolas" w:cs="Times New Roman"/>
+          <w:color w:val="BBBEBF"/>
+          <w:sz w:val="21"/>
+          <w:szCs w:val="21"/>
+          <w:lang w:val="en-US" w:eastAsia="es-ES"/>
+        </w:rPr>
+        <w:t>]</w:t>
+      </w:r>
+    </w:p>
+    <w:p>
+      <w:pPr>
+        <w:shd w:val="clear" w:color="auto" w:fill="121314"/>
+        <w:spacing w:after="0" w:line="285" w:lineRule="atLeast"/>
+        <w:rPr>
+          <w:rFonts w:ascii="Consolas" w:eastAsia="Times New Roman" w:hAnsi="Consolas" w:cs="Times New Roman"/>
+          <w:color w:val="BBBEBF"/>
+          <w:sz w:val="21"/>
+          <w:szCs w:val="21"/>
+          <w:lang w:val="en-US" w:eastAsia="es-ES"/>
+        </w:rPr>
+      </w:pPr>
+    </w:p>
+    <w:p>
+      <w:pPr>
         <w:rPr>
           <w:b/>
           <w:bCs/>
           <w:u w:val="single"/>
-        </w:rPr>
-      </w:pPr>
-      <w:r>
+          <w:lang w:val="en-US"/>
+        </w:rPr>
+      </w:pPr>
+    </w:p>
+    <w:p>
+      <w:pPr>
         <w:rPr>
           <w:b/>
           <w:bCs/>
           <w:u w:val="single"/>
-        </w:rPr>
-        <w:t>Del data set seleccionado</w:t>
-      </w:r>
-    </w:p>
-    <w:p>
-      <w:pPr>
-        <w:jc w:val="both"/>
-      </w:pPr>
-      <w:r>
-        <w:t xml:space="preserve">El notebook une mediciones del proceso por minuto con mediciones horarias de </w:t>
-      </w:r>
-      <w:proofErr w:type="spellStart"/>
-      <w:r>
-        <w:t>quality</w:t>
-      </w:r>
-      <w:proofErr w:type="spellEnd"/>
-      <w:r>
-        <w:t>, agrega tres sensores en cada una de cinco cámaras</w:t>
-      </w:r>
-      <w:r>
-        <w:t xml:space="preserve"> y calcula promedios por hora. La asociación con </w:t>
-      </w:r>
-      <w:proofErr w:type="spellStart"/>
-      <w:r>
-        <w:t>quality</w:t>
-      </w:r>
-      <w:proofErr w:type="spellEnd"/>
-      <w:r>
-        <w:t xml:space="preserve"> </w:t>
-      </w:r>
-      <w:r>
-        <w:t>supone una hora de tránsito por la máquina; es una hipótesis del proyecto que requiere confirmación del origen de los datos.</w:t>
-      </w:r>
-    </w:p>
-    <w:p>
-      <w:pPr>
-        <w:ind w:left="708" w:hanging="708"/>
-      </w:pPr>
-      <w:r>
+          <w:lang w:val="en-US"/>
+        </w:rPr>
+      </w:pPr>
+    </w:p>
+    <w:p>
+      <w:pPr>
         <w:rPr>
           <w:b/>
           <w:bCs/>
           <w:u w:val="single"/>
         </w:rPr>
+      </w:pPr>
+      <w:r>
+        <w:rPr>
+          <w:b/>
+          <w:bCs/>
+          <w:u w:val="single"/>
+        </w:rPr>
+        <w:t>Del data set seleccionado</w:t>
+      </w:r>
+    </w:p>
+    <w:p>
+      <w:pPr>
+        <w:jc w:val="both"/>
+      </w:pPr>
+      <w:r>
+        <w:t xml:space="preserve">El notebook une mediciones del proceso por minuto con mediciones horarias de </w:t>
+      </w:r>
+      <w:proofErr w:type="spellStart"/>
+      <w:r>
+        <w:t>quality</w:t>
+      </w:r>
+      <w:proofErr w:type="spellEnd"/>
+      <w:r>
+        <w:t>, agrega tres sensores en cada una de cinco cámaras</w:t>
+      </w:r>
+      <w:r>
+        <w:t xml:space="preserve"> y calcula promedios por hora. La asociación con </w:t>
+      </w:r>
+      <w:proofErr w:type="spellStart"/>
+      <w:r>
+        <w:t>quality</w:t>
+      </w:r>
+      <w:proofErr w:type="spellEnd"/>
+      <w:r>
+        <w:t xml:space="preserve"> </w:t>
+      </w:r>
+      <w:r>
+        <w:t>supone una hora de tránsito por la máquina; es una hipótesis del proyecto que requiere confirmación del origen de los datos.</w:t>
+      </w:r>
+    </w:p>
+    <w:p>
+      <w:pPr>
+        <w:ind w:left="708" w:hanging="708"/>
+      </w:pPr>
+      <w:r>
+        <w:rPr>
+          <w:b/>
+          <w:bCs/>
+          <w:u w:val="single"/>
+        </w:rPr>
         <w:t>Datos y evaluación</w:t>
       </w:r>
     </w:p>
@@ -371,94 +1230,94 @@
     <w:p/>
     <w:p>
       <w:r>
+        <w:t>```</w:t>
+      </w:r>
+      <w:proofErr w:type="spellStart"/>
+      <w:r>
+        <w:t>bash</w:t>
+      </w:r>
+      <w:proofErr w:type="spellEnd"/>
+    </w:p>
+    <w:p>
+      <w:proofErr w:type="spellStart"/>
+      <w:r>
+        <w:t>docker</w:t>
+      </w:r>
+      <w:proofErr w:type="spellEnd"/>
+      <w:r>
+        <w:t xml:space="preserve"> </w:t>
+      </w:r>
+      <w:proofErr w:type="spellStart"/>
+      <w:r>
+        <w:t>build</w:t>
+      </w:r>
+      <w:proofErr w:type="spellEnd"/>
+      <w:r>
+        <w:t xml:space="preserve"> -t modelo-calidad .</w:t>
+      </w:r>
+    </w:p>
+    <w:p>
+      <w:proofErr w:type="spellStart"/>
+      <w:r>
+        <w:t>docker</w:t>
+      </w:r>
+      <w:proofErr w:type="spellEnd"/>
+      <w:r>
+        <w:t xml:space="preserve"> run --</w:t>
+      </w:r>
+      <w:proofErr w:type="spellStart"/>
+      <w:r>
+        <w:t>rm</w:t>
+      </w:r>
+      <w:proofErr w:type="spellEnd"/>
+      <w:r>
+        <w:t xml:space="preserve"> -p 8000:8000 modelo-calidad</w:t>
+      </w:r>
+    </w:p>
+    <w:p>
+      <w:r>
+        <w:t>```</w:t>
+      </w:r>
+    </w:p>
+    <w:p/>
+    <w:p>
+      <w:r>
+        <w:t>Abre `http://localhost:8000/docs`. Prueba `GET /` y `POST /predecir` con este caso válido:</w:t>
+      </w:r>
+    </w:p>
+    <w:p/>
+    <w:p>
+      <w:pPr>
+        <w:rPr>
+          <w:lang w:val="pt-BR"/>
+        </w:rPr>
+      </w:pPr>
+      <w:r>
+        <w:rPr>
+          <w:lang w:val="pt-BR"/>
+        </w:rPr>
+        <w:t>```</w:t>
+      </w:r>
+      <w:proofErr w:type="spellStart"/>
+      <w:r>
+        <w:rPr>
+          <w:lang w:val="pt-BR"/>
+        </w:rPr>
+        <w:t>json</w:t>
+      </w:r>
+      <w:proofErr w:type="spellEnd"/>
+    </w:p>
+    <w:p>
+      <w:pPr>
+        <w:rPr>
+          <w:lang w:val="pt-BR"/>
+        </w:rPr>
+      </w:pPr>
+      <w:r>
+        <w:rPr>
+          <w:lang w:val="pt-BR"/>
+        </w:rPr>
         <w:lastRenderedPageBreak/>
-        <w:t>```</w:t>
-      </w:r>
-      <w:proofErr w:type="spellStart"/>
-      <w:r>
-        <w:t>bash</w:t>
-      </w:r>
-      <w:proofErr w:type="spellEnd"/>
-    </w:p>
-    <w:p>
-      <w:proofErr w:type="spellStart"/>
-      <w:r>
-        <w:t>docker</w:t>
-      </w:r>
-      <w:proofErr w:type="spellEnd"/>
-      <w:r>
-        <w:t xml:space="preserve"> </w:t>
-      </w:r>
-      <w:proofErr w:type="spellStart"/>
-      <w:r>
-        <w:t>build</w:t>
-      </w:r>
-      <w:proofErr w:type="spellEnd"/>
-      <w:r>
-        <w:t xml:space="preserve"> -t modelo-calidad .</w:t>
-      </w:r>
-    </w:p>
-    <w:p>
-      <w:proofErr w:type="spellStart"/>
-      <w:r>
-        <w:t>docker</w:t>
-      </w:r>
-      <w:proofErr w:type="spellEnd"/>
-      <w:r>
-        <w:t xml:space="preserve"> run --</w:t>
-      </w:r>
-      <w:proofErr w:type="spellStart"/>
-      <w:r>
-        <w:t>rm</w:t>
-      </w:r>
-      <w:proofErr w:type="spellEnd"/>
-      <w:r>
-        <w:t xml:space="preserve"> -p 8000:8000 modelo-calidad</w:t>
-      </w:r>
-    </w:p>
-    <w:p>
-      <w:r>
-        <w:t>```</w:t>
-      </w:r>
-    </w:p>
-    <w:p/>
-    <w:p>
-      <w:r>
-        <w:t>Abre `http://localhost:8000/docs`. Prueba `GET /` y `POST /predecir` con este caso válido:</w:t>
-      </w:r>
-    </w:p>
-    <w:p/>
-    <w:p>
-      <w:pPr>
-        <w:rPr>
-          <w:lang w:val="pt-BR"/>
-        </w:rPr>
-      </w:pPr>
-      <w:r>
-        <w:rPr>
-          <w:lang w:val="pt-BR"/>
-        </w:rPr>
-        <w:t>```</w:t>
-      </w:r>
-      <w:proofErr w:type="spellStart"/>
-      <w:r>
-        <w:rPr>
-          <w:lang w:val="pt-BR"/>
-        </w:rPr>
-        <w:t>json</w:t>
-      </w:r>
-      <w:proofErr w:type="spellEnd"/>
-    </w:p>
-    <w:p>
-      <w:pPr>
-        <w:rPr>
-          <w:lang w:val="pt-BR"/>
-        </w:rPr>
-      </w:pPr>
-      <w:r>
-        <w:rPr>
-          <w:lang w:val="pt-BR"/>
-        </w:rPr>
         <w:t>{"T_camara_1": 211, "T_camara_2": 350, "T_camara_3": 476, "T_camara_4": 350, "T_camara_5": 242, "</w:t>
       </w:r>
       <w:proofErr w:type="spellStart"/>
